--- a/Flowchat/专利申请/修改稿-一种基于LIBS光谱的稀土元素检测方法.docx
+++ b/Flowchat/专利申请/修改稿-一种基于LIBS光谱的稀土元素检测方法.docx
@@ -8723,8 +8723,6 @@
         </w:rPr>
         <w:t>第九步：对未知样品进行稀土元素初步定性检测</w:t>
       </w:r>
-      <w:bookmarkStart w:id="0" w:name="_GoBack"/>
-      <w:bookmarkEnd w:id="0"/>
     </w:p>
     <w:p>
       <w:pPr>
@@ -10265,9 +10263,9 @@
       <w:r>
         <w:drawing>
           <wp:inline distT="0" distB="0" distL="114300" distR="114300">
-            <wp:extent cx="2391410" cy="1719580"/>
-            <wp:effectExtent l="0" t="0" r="8890" b="13970"/>
-            <wp:docPr id="1" name="图片 1"/>
+            <wp:extent cx="2590165" cy="1881505"/>
+            <wp:effectExtent l="0" t="0" r="635" b="4445"/>
+            <wp:docPr id="4" name="图片 3"/>
             <wp:cNvGraphicFramePr>
               <a:graphicFrameLocks xmlns:a="http://schemas.openxmlformats.org/drawingml/2006/main" noChangeAspect="1"/>
             </wp:cNvGraphicFramePr>
@@ -10275,14 +10273,14 @@
               <a:graphicData uri="http://schemas.openxmlformats.org/drawingml/2006/picture">
                 <pic:pic xmlns:pic="http://schemas.openxmlformats.org/drawingml/2006/picture">
                   <pic:nvPicPr>
-                    <pic:cNvPr id="1" name="图片 1"/>
+                    <pic:cNvPr id="4" name="图片 3"/>
                     <pic:cNvPicPr>
                       <a:picLocks noChangeAspect="1"/>
                     </pic:cNvPicPr>
                   </pic:nvPicPr>
                   <pic:blipFill>
                     <a:blip r:embed="rId17"/>
-                    <a:srcRect l="1819" t="434" r="845" b="1647"/>
+                    <a:srcRect r="1018" b="-620"/>
                     <a:stretch>
                       <a:fillRect/>
                     </a:stretch>
@@ -10290,7 +10288,7 @@
                   <pic:spPr>
                     <a:xfrm>
                       <a:off x="0" y="0"/>
-                      <a:ext cx="2391410" cy="1719580"/>
+                      <a:ext cx="2590165" cy="1881505"/>
                     </a:xfrm>
                     <a:prstGeom prst="rect">
                       <a:avLst/>
@@ -10306,6 +10304,8 @@
           </wp:inline>
         </w:drawing>
       </w:r>
+      <w:bookmarkStart w:id="0" w:name="_GoBack"/>
+      <w:bookmarkEnd w:id="0"/>
     </w:p>
     <w:p>
       <w:pPr>
@@ -11199,11 +11199,11 @@
 
 <file path=word/people.xml><?xml version="1.0" encoding="utf-8"?>
 <w15:people xmlns:wpc="http://schemas.microsoft.com/office/word/2010/wordprocessingCanvas" xmlns:mc="http://schemas.openxmlformats.org/markup-compatibility/2006" xmlns:o="urn:schemas-microsoft-com:office:office" xmlns:r="http://schemas.openxmlformats.org/officeDocument/2006/relationships" xmlns:m="http://schemas.openxmlformats.org/officeDocument/2006/math" xmlns:v="urn:schemas-microsoft-com:vml" xmlns:wp14="http://schemas.microsoft.com/office/word/2010/wordprocessingDrawing" xmlns:wp="http://schemas.openxmlformats.org/drawingml/2006/wordprocessingDrawing" xmlns:w="http://schemas.openxmlformats.org/wordprocessingml/2006/main" xmlns:w14="http://schemas.microsoft.com/office/word/2010/wordml" xmlns:w15="http://schemas.microsoft.com/office/word/2012/wordml" xmlns:w10="urn:schemas-microsoft-com:office:word" xmlns:wpg="http://schemas.microsoft.com/office/word/2010/wordprocessingGroup" xmlns:wpi="http://schemas.microsoft.com/office/word/2010/wordprocessingInk" xmlns:wne="http://schemas.microsoft.com/office/word/2006/wordml" xmlns:wps="http://schemas.microsoft.com/office/word/2010/wordprocessingShape" xmlns:wpsCustomData="http://www.wps.cn/officeDocument/2013/wpsCustomData" mc:Ignorable="w14 w15 wp14">
+  <w15:person w15:author="赖国梁">
+    <w15:presenceInfo w15:providerId="WPS Office" w15:userId="8995912409"/>
+  </w15:person>
   <w15:person w15:author="昭扬">
     <w15:presenceInfo w15:providerId="WPS Office" w15:userId="4040779438"/>
-  </w15:person>
-  <w15:person w15:author="赖国梁">
-    <w15:presenceInfo w15:providerId="WPS Office" w15:userId="8995912409"/>
   </w15:person>
 </w15:people>
 </file>

--- a/Flowchat/专利申请/修改稿-一种基于LIBS光谱的稀土元素检测方法.docx
+++ b/Flowchat/专利申请/修改稿-一种基于LIBS光谱的稀土元素检测方法.docx
@@ -10304,8 +10304,6 @@
           </wp:inline>
         </w:drawing>
       </w:r>
-      <w:bookmarkStart w:id="0" w:name="_GoBack"/>
-      <w:bookmarkEnd w:id="0"/>
     </w:p>
     <w:p>
       <w:pPr>
@@ -10338,25 +10336,28 @@
         </w:tabs>
         <w:spacing w:line="460" w:lineRule="atLeast"/>
         <w:jc w:val="center"/>
-        <w:rPr>
-          <w:rFonts w:hint="eastAsia"/>
-          <w:sz w:val="24"/>
-          <w:highlight w:val="none"/>
-          <w:lang w:val="en-US" w:eastAsia="zh-CN"/>
-        </w:rPr>
-      </w:pPr>
-      <w:r>
-        <w:rPr>
-          <w:rFonts w:hint="eastAsia"/>
-          <w:sz w:val="24"/>
-          <w:highlight w:val="none"/>
-          <w:lang w:val="en-US" w:eastAsia="zh-CN"/>
-        </w:rPr>
+      </w:pPr>
+    </w:p>
+    <w:p>
+      <w:pPr>
+        <w:tabs>
+          <w:tab w:val="left" w:pos="567"/>
+        </w:tabs>
+        <w:spacing w:line="460" w:lineRule="atLeast"/>
+        <w:jc w:val="center"/>
+        <w:rPr>
+          <w:rFonts w:hint="eastAsia"/>
+          <w:sz w:val="24"/>
+          <w:highlight w:val="none"/>
+          <w:lang w:val="en-US" w:eastAsia="zh-CN"/>
+        </w:rPr>
+      </w:pPr>
+      <w:r>
         <w:drawing>
           <wp:inline distT="0" distB="0" distL="114300" distR="114300">
-            <wp:extent cx="3075940" cy="1906905"/>
-            <wp:effectExtent l="0" t="0" r="10160" b="17145"/>
-            <wp:docPr id="3" name="图片 3" descr="WaveletPeakFind"/>
+            <wp:extent cx="3112770" cy="1677035"/>
+            <wp:effectExtent l="0" t="0" r="1905" b="8890"/>
+            <wp:docPr id="5" name="图片 4"/>
             <wp:cNvGraphicFramePr>
               <a:graphicFrameLocks xmlns:a="http://schemas.openxmlformats.org/drawingml/2006/main" noChangeAspect="1"/>
             </wp:cNvGraphicFramePr>
@@ -10364,14 +10365,14 @@
               <a:graphicData uri="http://schemas.openxmlformats.org/drawingml/2006/picture">
                 <pic:pic xmlns:pic="http://schemas.openxmlformats.org/drawingml/2006/picture">
                   <pic:nvPicPr>
-                    <pic:cNvPr id="3" name="图片 3" descr="WaveletPeakFind"/>
+                    <pic:cNvPr id="5" name="图片 4"/>
                     <pic:cNvPicPr>
                       <a:picLocks noChangeAspect="1"/>
                     </pic:cNvPicPr>
                   </pic:nvPicPr>
                   <pic:blipFill>
                     <a:blip r:embed="rId18"/>
-                    <a:srcRect l="9127" b="-473"/>
+                    <a:srcRect l="8141" b="1407"/>
                     <a:stretch>
                       <a:fillRect/>
                     </a:stretch>
@@ -10379,100 +10380,7 @@
                   <pic:spPr>
                     <a:xfrm>
                       <a:off x="0" y="0"/>
-                      <a:ext cx="3075940" cy="1906905"/>
-                    </a:xfrm>
-                    <a:prstGeom prst="rect">
-                      <a:avLst/>
-                    </a:prstGeom>
-                  </pic:spPr>
-                </pic:pic>
-              </a:graphicData>
-            </a:graphic>
-          </wp:inline>
-        </w:drawing>
-      </w:r>
-    </w:p>
-    <w:p>
-      <w:pPr>
-        <w:tabs>
-          <w:tab w:val="left" w:pos="567"/>
-        </w:tabs>
-        <w:spacing w:line="460" w:lineRule="atLeast"/>
-        <w:jc w:val="center"/>
-        <w:rPr>
-          <w:rFonts w:hint="eastAsia"/>
-          <w:sz w:val="24"/>
-          <w:highlight w:val="none"/>
-          <w:lang w:val="en-US" w:eastAsia="zh-CN"/>
-        </w:rPr>
-      </w:pPr>
-      <w:r>
-        <w:rPr>
-          <w:rFonts w:hint="eastAsia"/>
-          <w:sz w:val="24"/>
-          <w:highlight w:val="none"/>
-        </w:rPr>
-        <w:t>图</w:t>
-      </w:r>
-      <w:r>
-        <w:rPr>
-          <w:rFonts w:hint="eastAsia"/>
-          <w:sz w:val="24"/>
-          <w:highlight w:val="none"/>
-          <w:lang w:val="en-US" w:eastAsia="zh-CN"/>
-        </w:rPr>
-        <w:t>4</w:t>
-      </w:r>
-    </w:p>
-    <w:p>
-      <w:pPr>
-        <w:tabs>
-          <w:tab w:val="left" w:pos="567"/>
-        </w:tabs>
-        <w:spacing w:line="460" w:lineRule="atLeast"/>
-        <w:jc w:val="center"/>
-        <w:rPr>
-          <w:rFonts w:hint="eastAsia"/>
-          <w:sz w:val="24"/>
-          <w:highlight w:val="none"/>
-          <w:lang w:val="en-US" w:eastAsia="zh-CN"/>
-        </w:rPr>
-      </w:pPr>
-      <w:r>
-        <w:rPr>
-          <w:rFonts w:hint="eastAsia"/>
-          <w:sz w:val="24"/>
-          <w:highlight w:val="none"/>
-          <w:lang w:val="en-US" w:eastAsia="zh-CN"/>
-        </w:rPr>
-        <w:drawing>
-          <wp:inline distT="0" distB="0" distL="114300" distR="114300">
-            <wp:extent cx="2965450" cy="1668780"/>
-            <wp:effectExtent l="0" t="0" r="6350" b="7620"/>
-            <wp:docPr id="12" name="图片 4"/>
-            <wp:cNvGraphicFramePr>
-              <a:graphicFrameLocks xmlns:a="http://schemas.openxmlformats.org/drawingml/2006/main" noChangeAspect="1"/>
-            </wp:cNvGraphicFramePr>
-            <a:graphic xmlns:a="http://schemas.openxmlformats.org/drawingml/2006/main">
-              <a:graphicData uri="http://schemas.openxmlformats.org/drawingml/2006/picture">
-                <pic:pic xmlns:pic="http://schemas.openxmlformats.org/drawingml/2006/picture">
-                  <pic:nvPicPr>
-                    <pic:cNvPr id="12" name="图片 4"/>
-                    <pic:cNvPicPr>
-                      <a:picLocks noChangeAspect="1"/>
-                    </pic:cNvPicPr>
-                  </pic:nvPicPr>
-                  <pic:blipFill>
-                    <a:blip r:embed="rId19"/>
-                    <a:srcRect l="10065" t="4485" r="1328" b="6660"/>
-                    <a:stretch>
-                      <a:fillRect/>
-                    </a:stretch>
-                  </pic:blipFill>
-                  <pic:spPr>
-                    <a:xfrm>
-                      <a:off x="0" y="0"/>
-                      <a:ext cx="2965450" cy="1668780"/>
+                      <a:ext cx="3112770" cy="1677035"/>
                     </a:xfrm>
                     <a:prstGeom prst="rect">
                       <a:avLst/>
@@ -10497,20 +10405,28 @@
         <w:spacing w:line="460" w:lineRule="atLeast"/>
         <w:jc w:val="center"/>
         <w:rPr>
-          <w:rFonts w:hint="default"/>
-          <w:sz w:val="24"/>
-          <w:highlight w:val="none"/>
-          <w:lang w:val="en-US" w:eastAsia="zh-CN"/>
-        </w:rPr>
-      </w:pPr>
-      <w:r>
-        <w:rPr>
-          <w:rFonts w:hint="eastAsia"/>
-          <w:sz w:val="24"/>
-          <w:highlight w:val="none"/>
-          <w:lang w:val="en-US" w:eastAsia="zh-CN"/>
-        </w:rPr>
-        <w:t>图5</w:t>
+          <w:rFonts w:hint="eastAsia"/>
+          <w:sz w:val="24"/>
+          <w:highlight w:val="none"/>
+          <w:lang w:val="en-US" w:eastAsia="zh-CN"/>
+        </w:rPr>
+      </w:pPr>
+      <w:r>
+        <w:rPr>
+          <w:rFonts w:hint="eastAsia"/>
+          <w:sz w:val="24"/>
+          <w:highlight w:val="none"/>
+        </w:rPr>
+        <w:t>图</w:t>
+      </w:r>
+      <w:r>
+        <w:rPr>
+          <w:rFonts w:hint="eastAsia"/>
+          <w:sz w:val="24"/>
+          <w:highlight w:val="none"/>
+          <w:lang w:val="en-US" w:eastAsia="zh-CN"/>
+        </w:rPr>
+        <w:t>4</w:t>
       </w:r>
     </w:p>
     <w:p>
@@ -10528,17 +10444,11 @@
         </w:rPr>
       </w:pPr>
       <w:r>
-        <w:rPr>
-          <w:rFonts w:hint="eastAsia"/>
-          <w:sz w:val="24"/>
-          <w:highlight w:val="none"/>
-          <w:lang w:val="en-US" w:eastAsia="zh-CN"/>
-        </w:rPr>
         <w:drawing>
           <wp:inline distT="0" distB="0" distL="114300" distR="114300">
-            <wp:extent cx="2331085" cy="1623695"/>
-            <wp:effectExtent l="0" t="0" r="12065" b="14605"/>
-            <wp:docPr id="13" name="图片 5"/>
+            <wp:extent cx="3838575" cy="1974215"/>
+            <wp:effectExtent l="0" t="0" r="0" b="6985"/>
+            <wp:docPr id="6" name="图片 5"/>
             <wp:cNvGraphicFramePr>
               <a:graphicFrameLocks xmlns:a="http://schemas.openxmlformats.org/drawingml/2006/main" noChangeAspect="1"/>
             </wp:cNvGraphicFramePr>
@@ -10546,14 +10456,13 @@
               <a:graphicData uri="http://schemas.openxmlformats.org/drawingml/2006/picture">
                 <pic:pic xmlns:pic="http://schemas.openxmlformats.org/drawingml/2006/picture">
                   <pic:nvPicPr>
-                    <pic:cNvPr id="13" name="图片 5"/>
+                    <pic:cNvPr id="6" name="图片 5"/>
                     <pic:cNvPicPr>
                       <a:picLocks noChangeAspect="1"/>
                     </pic:cNvPicPr>
                   </pic:nvPicPr>
                   <pic:blipFill>
-                    <a:blip r:embed="rId20"/>
-                    <a:srcRect l="1401" t="2529" r="1497" b="2843"/>
+                    <a:blip r:embed="rId19"/>
                     <a:stretch>
                       <a:fillRect/>
                     </a:stretch>
@@ -10561,7 +10470,89 @@
                   <pic:spPr>
                     <a:xfrm>
                       <a:off x="0" y="0"/>
-                      <a:ext cx="2331085" cy="1623695"/>
+                      <a:ext cx="3838575" cy="1974215"/>
+                    </a:xfrm>
+                    <a:prstGeom prst="rect">
+                      <a:avLst/>
+                    </a:prstGeom>
+                    <a:noFill/>
+                    <a:ln>
+                      <a:noFill/>
+                    </a:ln>
+                  </pic:spPr>
+                </pic:pic>
+              </a:graphicData>
+            </a:graphic>
+          </wp:inline>
+        </w:drawing>
+      </w:r>
+    </w:p>
+    <w:p>
+      <w:pPr>
+        <w:tabs>
+          <w:tab w:val="left" w:pos="567"/>
+        </w:tabs>
+        <w:spacing w:line="460" w:lineRule="atLeast"/>
+        <w:jc w:val="center"/>
+        <w:rPr>
+          <w:rFonts w:hint="default"/>
+          <w:sz w:val="24"/>
+          <w:highlight w:val="none"/>
+          <w:lang w:val="en-US" w:eastAsia="zh-CN"/>
+        </w:rPr>
+      </w:pPr>
+      <w:r>
+        <w:rPr>
+          <w:rFonts w:hint="eastAsia"/>
+          <w:sz w:val="24"/>
+          <w:highlight w:val="none"/>
+          <w:lang w:val="en-US" w:eastAsia="zh-CN"/>
+        </w:rPr>
+        <w:t>图5</w:t>
+      </w:r>
+    </w:p>
+    <w:p>
+      <w:pPr>
+        <w:tabs>
+          <w:tab w:val="left" w:pos="567"/>
+        </w:tabs>
+        <w:spacing w:line="460" w:lineRule="atLeast"/>
+        <w:jc w:val="center"/>
+        <w:rPr>
+          <w:rFonts w:hint="eastAsia"/>
+          <w:sz w:val="24"/>
+          <w:highlight w:val="none"/>
+          <w:lang w:val="en-US" w:eastAsia="zh-CN"/>
+        </w:rPr>
+      </w:pPr>
+      <w:r>
+        <w:drawing>
+          <wp:inline distT="0" distB="0" distL="114300" distR="114300">
+            <wp:extent cx="2799715" cy="1917065"/>
+            <wp:effectExtent l="0" t="0" r="635" b="6985"/>
+            <wp:docPr id="7" name="图片 6"/>
+            <wp:cNvGraphicFramePr>
+              <a:graphicFrameLocks xmlns:a="http://schemas.openxmlformats.org/drawingml/2006/main" noChangeAspect="1"/>
+            </wp:cNvGraphicFramePr>
+            <a:graphic xmlns:a="http://schemas.openxmlformats.org/drawingml/2006/main">
+              <a:graphicData uri="http://schemas.openxmlformats.org/drawingml/2006/picture">
+                <pic:pic xmlns:pic="http://schemas.openxmlformats.org/drawingml/2006/picture">
+                  <pic:nvPicPr>
+                    <pic:cNvPr id="7" name="图片 6"/>
+                    <pic:cNvPicPr>
+                      <a:picLocks noChangeAspect="1"/>
+                    </pic:cNvPicPr>
+                  </pic:nvPicPr>
+                  <pic:blipFill>
+                    <a:blip r:embed="rId20"/>
+                    <a:stretch>
+                      <a:fillRect/>
+                    </a:stretch>
+                  </pic:blipFill>
+                  <pic:spPr>
+                    <a:xfrm>
+                      <a:off x="0" y="0"/>
+                      <a:ext cx="2799715" cy="1917065"/>
                     </a:xfrm>
                     <a:prstGeom prst="rect">
                       <a:avLst/>
@@ -10742,9 +10733,9 @@
         </w:rPr>
         <w:drawing>
           <wp:inline distT="0" distB="0" distL="114300" distR="114300">
-            <wp:extent cx="3524885" cy="2132965"/>
-            <wp:effectExtent l="0" t="0" r="18415" b="635"/>
-            <wp:docPr id="22" name="图片 22" descr="图片2"/>
+            <wp:extent cx="3855720" cy="2332990"/>
+            <wp:effectExtent l="0" t="0" r="1905" b="635"/>
+            <wp:docPr id="9" name="图片 9" descr="微信图片_20260525120533_7_5"/>
             <wp:cNvGraphicFramePr>
               <a:graphicFrameLocks xmlns:a="http://schemas.openxmlformats.org/drawingml/2006/main" noChangeAspect="1"/>
             </wp:cNvGraphicFramePr>
@@ -10752,14 +10743,13 @@
               <a:graphicData uri="http://schemas.openxmlformats.org/drawingml/2006/picture">
                 <pic:pic xmlns:pic="http://schemas.openxmlformats.org/drawingml/2006/picture">
                   <pic:nvPicPr>
-                    <pic:cNvPr id="22" name="图片 22" descr="图片2"/>
+                    <pic:cNvPr id="9" name="图片 9" descr="微信图片_20260525120533_7_5"/>
                     <pic:cNvPicPr>
                       <a:picLocks noChangeAspect="1"/>
                     </pic:cNvPicPr>
                   </pic:nvPicPr>
                   <pic:blipFill>
                     <a:blip r:embed="rId22"/>
-                    <a:srcRect l="7111" r="4582" b="768"/>
                     <a:stretch>
                       <a:fillRect/>
                     </a:stretch>
@@ -10767,7 +10757,7 @@
                   <pic:spPr>
                     <a:xfrm>
                       <a:off x="0" y="0"/>
-                      <a:ext cx="3524885" cy="2132965"/>
+                      <a:ext cx="3855720" cy="2332990"/>
                     </a:xfrm>
                     <a:prstGeom prst="rect">
                       <a:avLst/>
@@ -10828,17 +10818,11 @@
         </w:rPr>
       </w:pPr>
       <w:r>
-        <w:rPr>
-          <w:rFonts w:hint="default"/>
-          <w:sz w:val="24"/>
-          <w:highlight w:val="none"/>
-          <w:lang w:val="en-US" w:eastAsia="zh-CN"/>
-        </w:rPr>
         <w:drawing>
           <wp:inline distT="0" distB="0" distL="114300" distR="114300">
-            <wp:extent cx="3472180" cy="2529840"/>
-            <wp:effectExtent l="0" t="0" r="13970" b="3810"/>
-            <wp:docPr id="24" name="图片 24" descr="图片3"/>
+            <wp:extent cx="3300730" cy="2291080"/>
+            <wp:effectExtent l="0" t="0" r="4445" b="4445"/>
+            <wp:docPr id="8" name="图片 7"/>
             <wp:cNvGraphicFramePr>
               <a:graphicFrameLocks xmlns:a="http://schemas.openxmlformats.org/drawingml/2006/main" noChangeAspect="1"/>
             </wp:cNvGraphicFramePr>
@@ -10846,7 +10830,7 @@
               <a:graphicData uri="http://schemas.openxmlformats.org/drawingml/2006/picture">
                 <pic:pic xmlns:pic="http://schemas.openxmlformats.org/drawingml/2006/picture">
                   <pic:nvPicPr>
-                    <pic:cNvPr id="24" name="图片 24" descr="图片3"/>
+                    <pic:cNvPr id="8" name="图片 7"/>
                     <pic:cNvPicPr>
                       <a:picLocks noChangeAspect="1"/>
                     </pic:cNvPicPr>
@@ -10860,11 +10844,15 @@
                   <pic:spPr>
                     <a:xfrm>
                       <a:off x="0" y="0"/>
-                      <a:ext cx="3472180" cy="2529840"/>
+                      <a:ext cx="3300730" cy="2291080"/>
                     </a:xfrm>
                     <a:prstGeom prst="rect">
                       <a:avLst/>
                     </a:prstGeom>
+                    <a:noFill/>
+                    <a:ln>
+                      <a:noFill/>
+                    </a:ln>
                   </pic:spPr>
                 </pic:pic>
               </a:graphicData>
@@ -10872,6 +10860,8 @@
           </wp:inline>
         </w:drawing>
       </w:r>
+      <w:bookmarkStart w:id="0" w:name="_GoBack"/>
+      <w:bookmarkEnd w:id="0"/>
     </w:p>
     <w:p>
       <w:pPr>
